--- a/02_output/tables/RQ1/RQ1.2_brms_table.docx
+++ b/02_output/tables/RQ1/RQ1.2_brms_table.docx
@@ -5,18 +5,18 @@
     <w:tbl>
       <w:tblPr>
         <w:tblStyle w:val="Table"/>
-        <w:tblW w:type="pct" w:w="4762"/>
+        <w:tblW w:type="pct" w:w="4766"/>
         <w:tblLayout w:type="fixed"/>
         <w:tblLook w:firstRow="1" w:lastRow="1" w:firstColumn="0" w:lastColumn="0" w:noHBand="0" w:noVBand="0" w:val="0020"/>
       </w:tblPr>
       <w:tblGrid>
-        <w:gridCol w:w="2640"/>
-        <w:gridCol w:w="678"/>
-        <w:gridCol w:w="603"/>
-        <w:gridCol w:w="1206"/>
-        <w:gridCol w:w="1206"/>
-        <w:gridCol w:w="603"/>
-        <w:gridCol w:w="603"/>
+        <w:gridCol w:w="2738"/>
+        <w:gridCol w:w="666"/>
+        <w:gridCol w:w="592"/>
+        <w:gridCol w:w="1184"/>
+        <w:gridCol w:w="1184"/>
+        <w:gridCol w:w="592"/>
+        <w:gridCol w:w="592"/>
       </w:tblGrid>
       <w:tr>
         <w:trPr>
@@ -3222,6 +3222,1522 @@
             </w:pPr>
             <w:r>
               <w:t xml:space="preserve">11847</w:t>
+            </w:r>
+          </w:p>
+        </w:tc>
+      </w:tr>
+      <w:tr>
+        <w:tc>
+          <w:tcPr>
+            <w:gridSpan w:val="7"/>
+          </w:tcPr>
+          <w:p>
+            <w:pPr>
+              <w:pStyle w:val="Compact"/>
+            </w:pPr>
+            <w:r>
+              <w:t xml:space="preserve">Interaction with Living Standard</w:t>
+            </w:r>
+          </w:p>
+        </w:tc>
+      </w:tr>
+      <w:tr>
+        <w:tc>
+          <w:tcPr/>
+          <w:p>
+            <w:pPr>
+              <w:pStyle w:val="Compact"/>
+            </w:pPr>
+            <w:r>
+              <w:t xml:space="preserve">Intercept</w:t>
+            </w:r>
+          </w:p>
+        </w:tc>
+        <w:tc>
+          <w:tcPr/>
+          <w:p>
+            <w:pPr>
+              <w:pStyle w:val="Compact"/>
+            </w:pPr>
+            <w:r>
+              <w:t xml:space="preserve">-0.213</w:t>
+            </w:r>
+          </w:p>
+        </w:tc>
+        <w:tc>
+          <w:tcPr/>
+          <w:p>
+            <w:pPr>
+              <w:pStyle w:val="Compact"/>
+            </w:pPr>
+            <w:r>
+              <w:t xml:space="preserve">0.093</w:t>
+            </w:r>
+          </w:p>
+        </w:tc>
+        <w:tc>
+          <w:tcPr/>
+          <w:p>
+            <w:pPr>
+              <w:pStyle w:val="Compact"/>
+            </w:pPr>
+            <w:r>
+              <w:t xml:space="preserve">-0.390</w:t>
+            </w:r>
+          </w:p>
+        </w:tc>
+        <w:tc>
+          <w:tcPr/>
+          <w:p>
+            <w:pPr>
+              <w:pStyle w:val="Compact"/>
+            </w:pPr>
+            <w:r>
+              <w:t xml:space="preserve">-0.035</w:t>
+            </w:r>
+          </w:p>
+        </w:tc>
+        <w:tc>
+          <w:tcPr/>
+          <w:p>
+            <w:pPr>
+              <w:pStyle w:val="Compact"/>
+            </w:pPr>
+            <w:r>
+              <w:t xml:space="preserve">1.002</w:t>
+            </w:r>
+          </w:p>
+        </w:tc>
+        <w:tc>
+          <w:tcPr/>
+          <w:p>
+            <w:pPr>
+              <w:pStyle w:val="Compact"/>
+            </w:pPr>
+            <w:r>
+              <w:t xml:space="preserve">2253</w:t>
+            </w:r>
+          </w:p>
+        </w:tc>
+      </w:tr>
+      <w:tr>
+        <w:tc>
+          <w:tcPr/>
+          <w:p>
+            <w:pPr>
+              <w:pStyle w:val="Compact"/>
+            </w:pPr>
+            <w:r>
+              <w:t xml:space="preserve">Democratic (vs. Undemocratic)</w:t>
+            </w:r>
+          </w:p>
+        </w:tc>
+        <w:tc>
+          <w:tcPr/>
+          <w:p>
+            <w:pPr>
+              <w:pStyle w:val="Compact"/>
+            </w:pPr>
+            <w:r>
+              <w:t xml:space="preserve">0.661</w:t>
+            </w:r>
+          </w:p>
+        </w:tc>
+        <w:tc>
+          <w:tcPr/>
+          <w:p>
+            <w:pPr>
+              <w:pStyle w:val="Compact"/>
+            </w:pPr>
+            <w:r>
+              <w:t xml:space="preserve">0.118</w:t>
+            </w:r>
+          </w:p>
+        </w:tc>
+        <w:tc>
+          <w:tcPr/>
+          <w:p>
+            <w:pPr>
+              <w:pStyle w:val="Compact"/>
+            </w:pPr>
+            <w:r>
+              <w:t xml:space="preserve">0.448</w:t>
+            </w:r>
+          </w:p>
+        </w:tc>
+        <w:tc>
+          <w:tcPr/>
+          <w:p>
+            <w:pPr>
+              <w:pStyle w:val="Compact"/>
+            </w:pPr>
+            <w:r>
+              <w:t xml:space="preserve">0.896</w:t>
+            </w:r>
+          </w:p>
+        </w:tc>
+        <w:tc>
+          <w:tcPr/>
+          <w:p>
+            <w:pPr>
+              <w:pStyle w:val="Compact"/>
+            </w:pPr>
+            <w:r>
+              <w:t xml:space="preserve">1.003</w:t>
+            </w:r>
+          </w:p>
+        </w:tc>
+        <w:tc>
+          <w:tcPr/>
+          <w:p>
+            <w:pPr>
+              <w:pStyle w:val="Compact"/>
+            </w:pPr>
+            <w:r>
+              <w:t xml:space="preserve">1753</w:t>
+            </w:r>
+          </w:p>
+        </w:tc>
+      </w:tr>
+      <w:tr>
+        <w:tc>
+          <w:tcPr/>
+          <w:p>
+            <w:pPr>
+              <w:pStyle w:val="Compact"/>
+            </w:pPr>
+            <w:r>
+              <w:t xml:space="preserve">Hope (vs. Control)</w:t>
+            </w:r>
+          </w:p>
+        </w:tc>
+        <w:tc>
+          <w:tcPr/>
+          <w:p>
+            <w:pPr>
+              <w:pStyle w:val="Compact"/>
+            </w:pPr>
+            <w:r>
+              <w:t xml:space="preserve">-0.115</w:t>
+            </w:r>
+          </w:p>
+        </w:tc>
+        <w:tc>
+          <w:tcPr/>
+          <w:p>
+            <w:pPr>
+              <w:pStyle w:val="Compact"/>
+            </w:pPr>
+            <w:r>
+              <w:t xml:space="preserve">0.125</w:t>
+            </w:r>
+          </w:p>
+        </w:tc>
+        <w:tc>
+          <w:tcPr/>
+          <w:p>
+            <w:pPr>
+              <w:pStyle w:val="Compact"/>
+            </w:pPr>
+            <w:r>
+              <w:t xml:space="preserve">-0.353</w:t>
+            </w:r>
+          </w:p>
+        </w:tc>
+        <w:tc>
+          <w:tcPr/>
+          <w:p>
+            <w:pPr>
+              <w:pStyle w:val="Compact"/>
+            </w:pPr>
+            <w:r>
+              <w:t xml:space="preserve">0.123</w:t>
+            </w:r>
+          </w:p>
+        </w:tc>
+        <w:tc>
+          <w:tcPr/>
+          <w:p>
+            <w:pPr>
+              <w:pStyle w:val="Compact"/>
+            </w:pPr>
+            <w:r>
+              <w:t xml:space="preserve">1.002</w:t>
+            </w:r>
+          </w:p>
+        </w:tc>
+        <w:tc>
+          <w:tcPr/>
+          <w:p>
+            <w:pPr>
+              <w:pStyle w:val="Compact"/>
+            </w:pPr>
+            <w:r>
+              <w:t xml:space="preserve">1991</w:t>
+            </w:r>
+          </w:p>
+        </w:tc>
+      </w:tr>
+      <w:tr>
+        <w:tc>
+          <w:tcPr/>
+          <w:p>
+            <w:pPr>
+              <w:pStyle w:val="Compact"/>
+            </w:pPr>
+            <w:r>
+              <w:t xml:space="preserve">Anxiety (vs. Control)</w:t>
+            </w:r>
+          </w:p>
+        </w:tc>
+        <w:tc>
+          <w:tcPr/>
+          <w:p>
+            <w:pPr>
+              <w:pStyle w:val="Compact"/>
+            </w:pPr>
+            <w:r>
+              <w:t xml:space="preserve">0.031</w:t>
+            </w:r>
+          </w:p>
+        </w:tc>
+        <w:tc>
+          <w:tcPr/>
+          <w:p>
+            <w:pPr>
+              <w:pStyle w:val="Compact"/>
+            </w:pPr>
+            <w:r>
+              <w:t xml:space="preserve">0.119</w:t>
+            </w:r>
+          </w:p>
+        </w:tc>
+        <w:tc>
+          <w:tcPr/>
+          <w:p>
+            <w:pPr>
+              <w:pStyle w:val="Compact"/>
+            </w:pPr>
+            <w:r>
+              <w:t xml:space="preserve">-0.188</w:t>
+            </w:r>
+          </w:p>
+        </w:tc>
+        <w:tc>
+          <w:tcPr/>
+          <w:p>
+            <w:pPr>
+              <w:pStyle w:val="Compact"/>
+            </w:pPr>
+            <w:r>
+              <w:t xml:space="preserve">0.283</w:t>
+            </w:r>
+          </w:p>
+        </w:tc>
+        <w:tc>
+          <w:tcPr/>
+          <w:p>
+            <w:pPr>
+              <w:pStyle w:val="Compact"/>
+            </w:pPr>
+            <w:r>
+              <w:t xml:space="preserve">1.001</w:t>
+            </w:r>
+          </w:p>
+        </w:tc>
+        <w:tc>
+          <w:tcPr/>
+          <w:p>
+            <w:pPr>
+              <w:pStyle w:val="Compact"/>
+            </w:pPr>
+            <w:r>
+              <w:t xml:space="preserve">2169</w:t>
+            </w:r>
+          </w:p>
+        </w:tc>
+      </w:tr>
+      <w:tr>
+        <w:tc>
+          <w:tcPr/>
+          <w:p>
+            <w:pPr>
+              <w:pStyle w:val="Compact"/>
+            </w:pPr>
+            <w:r>
+              <w:t xml:space="preserve">Coping (vs. Difficult)</w:t>
+            </w:r>
+          </w:p>
+        </w:tc>
+        <w:tc>
+          <w:tcPr/>
+          <w:p>
+            <w:pPr>
+              <w:pStyle w:val="Compact"/>
+            </w:pPr>
+            <w:r>
+              <w:t xml:space="preserve">0.008</w:t>
+            </w:r>
+          </w:p>
+        </w:tc>
+        <w:tc>
+          <w:tcPr/>
+          <w:p>
+            <w:pPr>
+              <w:pStyle w:val="Compact"/>
+            </w:pPr>
+            <w:r>
+              <w:t xml:space="preserve">0.104</w:t>
+            </w:r>
+          </w:p>
+        </w:tc>
+        <w:tc>
+          <w:tcPr/>
+          <w:p>
+            <w:pPr>
+              <w:pStyle w:val="Compact"/>
+            </w:pPr>
+            <w:r>
+              <w:t xml:space="preserve">-0.181</w:t>
+            </w:r>
+          </w:p>
+        </w:tc>
+        <w:tc>
+          <w:tcPr/>
+          <w:p>
+            <w:pPr>
+              <w:pStyle w:val="Compact"/>
+            </w:pPr>
+            <w:r>
+              <w:t xml:space="preserve">0.225</w:t>
+            </w:r>
+          </w:p>
+        </w:tc>
+        <w:tc>
+          <w:tcPr/>
+          <w:p>
+            <w:pPr>
+              <w:pStyle w:val="Compact"/>
+            </w:pPr>
+            <w:r>
+              <w:t xml:space="preserve">1.002</w:t>
+            </w:r>
+          </w:p>
+        </w:tc>
+        <w:tc>
+          <w:tcPr/>
+          <w:p>
+            <w:pPr>
+              <w:pStyle w:val="Compact"/>
+            </w:pPr>
+            <w:r>
+              <w:t xml:space="preserve">2019</w:t>
+            </w:r>
+          </w:p>
+        </w:tc>
+      </w:tr>
+      <w:tr>
+        <w:tc>
+          <w:tcPr/>
+          <w:p>
+            <w:pPr>
+              <w:pStyle w:val="Compact"/>
+            </w:pPr>
+            <w:r>
+              <w:t xml:space="preserve">Comfortable (vs. Difficult)</w:t>
+            </w:r>
+          </w:p>
+        </w:tc>
+        <w:tc>
+          <w:tcPr/>
+          <w:p>
+            <w:pPr>
+              <w:pStyle w:val="Compact"/>
+            </w:pPr>
+            <w:r>
+              <w:t xml:space="preserve">-0.032</w:t>
+            </w:r>
+          </w:p>
+        </w:tc>
+        <w:tc>
+          <w:tcPr/>
+          <w:p>
+            <w:pPr>
+              <w:pStyle w:val="Compact"/>
+            </w:pPr>
+            <w:r>
+              <w:t xml:space="preserve">0.105</w:t>
+            </w:r>
+          </w:p>
+        </w:tc>
+        <w:tc>
+          <w:tcPr/>
+          <w:p>
+            <w:pPr>
+              <w:pStyle w:val="Compact"/>
+            </w:pPr>
+            <w:r>
+              <w:t xml:space="preserve">-0.239</w:t>
+            </w:r>
+          </w:p>
+        </w:tc>
+        <w:tc>
+          <w:tcPr/>
+          <w:p>
+            <w:pPr>
+              <w:pStyle w:val="Compact"/>
+            </w:pPr>
+            <w:r>
+              <w:t xml:space="preserve">0.167</w:t>
+            </w:r>
+          </w:p>
+        </w:tc>
+        <w:tc>
+          <w:tcPr/>
+          <w:p>
+            <w:pPr>
+              <w:pStyle w:val="Compact"/>
+            </w:pPr>
+            <w:r>
+              <w:t xml:space="preserve">1.001</w:t>
+            </w:r>
+          </w:p>
+        </w:tc>
+        <w:tc>
+          <w:tcPr/>
+          <w:p>
+            <w:pPr>
+              <w:pStyle w:val="Compact"/>
+            </w:pPr>
+            <w:r>
+              <w:t xml:space="preserve">2139</w:t>
+            </w:r>
+          </w:p>
+        </w:tc>
+      </w:tr>
+      <w:tr>
+        <w:tc>
+          <w:tcPr/>
+          <w:p>
+            <w:pPr>
+              <w:pStyle w:val="Compact"/>
+            </w:pPr>
+            <w:r>
+              <w:t xml:space="preserve">Democratic × Hope</w:t>
+            </w:r>
+          </w:p>
+        </w:tc>
+        <w:tc>
+          <w:tcPr/>
+          <w:p>
+            <w:pPr>
+              <w:pStyle w:val="Compact"/>
+            </w:pPr>
+            <w:r>
+              <w:t xml:space="preserve">0.255</w:t>
+            </w:r>
+          </w:p>
+        </w:tc>
+        <w:tc>
+          <w:tcPr/>
+          <w:p>
+            <w:pPr>
+              <w:pStyle w:val="Compact"/>
+            </w:pPr>
+            <w:r>
+              <w:t xml:space="preserve">0.170</w:t>
+            </w:r>
+          </w:p>
+        </w:tc>
+        <w:tc>
+          <w:tcPr/>
+          <w:p>
+            <w:pPr>
+              <w:pStyle w:val="Compact"/>
+            </w:pPr>
+            <w:r>
+              <w:t xml:space="preserve">-0.081</w:t>
+            </w:r>
+          </w:p>
+        </w:tc>
+        <w:tc>
+          <w:tcPr/>
+          <w:p>
+            <w:pPr>
+              <w:pStyle w:val="Compact"/>
+            </w:pPr>
+            <w:r>
+              <w:t xml:space="preserve">0.584</w:t>
+            </w:r>
+          </w:p>
+        </w:tc>
+        <w:tc>
+          <w:tcPr/>
+          <w:p>
+            <w:pPr>
+              <w:pStyle w:val="Compact"/>
+            </w:pPr>
+            <w:r>
+              <w:t xml:space="preserve">1.004</w:t>
+            </w:r>
+          </w:p>
+        </w:tc>
+        <w:tc>
+          <w:tcPr/>
+          <w:p>
+            <w:pPr>
+              <w:pStyle w:val="Compact"/>
+            </w:pPr>
+            <w:r>
+              <w:t xml:space="preserve">1918</w:t>
+            </w:r>
+          </w:p>
+        </w:tc>
+      </w:tr>
+      <w:tr>
+        <w:tc>
+          <w:tcPr/>
+          <w:p>
+            <w:pPr>
+              <w:pStyle w:val="Compact"/>
+            </w:pPr>
+            <w:r>
+              <w:t xml:space="preserve">Democratic × Anxiety</w:t>
+            </w:r>
+          </w:p>
+        </w:tc>
+        <w:tc>
+          <w:tcPr/>
+          <w:p>
+            <w:pPr>
+              <w:pStyle w:val="Compact"/>
+            </w:pPr>
+            <w:r>
+              <w:t xml:space="preserve">-0.063</w:t>
+            </w:r>
+          </w:p>
+        </w:tc>
+        <w:tc>
+          <w:tcPr/>
+          <w:p>
+            <w:pPr>
+              <w:pStyle w:val="Compact"/>
+            </w:pPr>
+            <w:r>
+              <w:t xml:space="preserve">0.168</w:t>
+            </w:r>
+          </w:p>
+        </w:tc>
+        <w:tc>
+          <w:tcPr/>
+          <w:p>
+            <w:pPr>
+              <w:pStyle w:val="Compact"/>
+            </w:pPr>
+            <w:r>
+              <w:t xml:space="preserve">-0.392</w:t>
+            </w:r>
+          </w:p>
+        </w:tc>
+        <w:tc>
+          <w:tcPr/>
+          <w:p>
+            <w:pPr>
+              <w:pStyle w:val="Compact"/>
+            </w:pPr>
+            <w:r>
+              <w:t xml:space="preserve">0.252</w:t>
+            </w:r>
+          </w:p>
+        </w:tc>
+        <w:tc>
+          <w:tcPr/>
+          <w:p>
+            <w:pPr>
+              <w:pStyle w:val="Compact"/>
+            </w:pPr>
+            <w:r>
+              <w:t xml:space="preserve">1.002</w:t>
+            </w:r>
+          </w:p>
+        </w:tc>
+        <w:tc>
+          <w:tcPr/>
+          <w:p>
+            <w:pPr>
+              <w:pStyle w:val="Compact"/>
+            </w:pPr>
+            <w:r>
+              <w:t xml:space="preserve">1969</w:t>
+            </w:r>
+          </w:p>
+        </w:tc>
+      </w:tr>
+      <w:tr>
+        <w:tc>
+          <w:tcPr/>
+          <w:p>
+            <w:pPr>
+              <w:pStyle w:val="Compact"/>
+            </w:pPr>
+            <w:r>
+              <w:t xml:space="preserve">Democratic × Coping</w:t>
+            </w:r>
+          </w:p>
+        </w:tc>
+        <w:tc>
+          <w:tcPr/>
+          <w:p>
+            <w:pPr>
+              <w:pStyle w:val="Compact"/>
+            </w:pPr>
+            <w:r>
+              <w:t xml:space="preserve">-0.015</w:t>
+            </w:r>
+          </w:p>
+        </w:tc>
+        <w:tc>
+          <w:tcPr/>
+          <w:p>
+            <w:pPr>
+              <w:pStyle w:val="Compact"/>
+            </w:pPr>
+            <w:r>
+              <w:t xml:space="preserve">0.146</w:t>
+            </w:r>
+          </w:p>
+        </w:tc>
+        <w:tc>
+          <w:tcPr/>
+          <w:p>
+            <w:pPr>
+              <w:pStyle w:val="Compact"/>
+            </w:pPr>
+            <w:r>
+              <w:t xml:space="preserve">-0.301</w:t>
+            </w:r>
+          </w:p>
+        </w:tc>
+        <w:tc>
+          <w:tcPr/>
+          <w:p>
+            <w:pPr>
+              <w:pStyle w:val="Compact"/>
+            </w:pPr>
+            <w:r>
+              <w:t xml:space="preserve">0.264</w:t>
+            </w:r>
+          </w:p>
+        </w:tc>
+        <w:tc>
+          <w:tcPr/>
+          <w:p>
+            <w:pPr>
+              <w:pStyle w:val="Compact"/>
+            </w:pPr>
+            <w:r>
+              <w:t xml:space="preserve">1.002</w:t>
+            </w:r>
+          </w:p>
+        </w:tc>
+        <w:tc>
+          <w:tcPr/>
+          <w:p>
+            <w:pPr>
+              <w:pStyle w:val="Compact"/>
+            </w:pPr>
+            <w:r>
+              <w:t xml:space="preserve">1784</w:t>
+            </w:r>
+          </w:p>
+        </w:tc>
+      </w:tr>
+      <w:tr>
+        <w:tc>
+          <w:tcPr/>
+          <w:p>
+            <w:pPr>
+              <w:pStyle w:val="Compact"/>
+            </w:pPr>
+            <w:r>
+              <w:t xml:space="preserve">Democratic × Comfortable</w:t>
+            </w:r>
+          </w:p>
+        </w:tc>
+        <w:tc>
+          <w:tcPr/>
+          <w:p>
+            <w:pPr>
+              <w:pStyle w:val="Compact"/>
+            </w:pPr>
+            <w:r>
+              <w:t xml:space="preserve">0.071</w:t>
+            </w:r>
+          </w:p>
+        </w:tc>
+        <w:tc>
+          <w:tcPr/>
+          <w:p>
+            <w:pPr>
+              <w:pStyle w:val="Compact"/>
+            </w:pPr>
+            <w:r>
+              <w:t xml:space="preserve">0.149</w:t>
+            </w:r>
+          </w:p>
+        </w:tc>
+        <w:tc>
+          <w:tcPr/>
+          <w:p>
+            <w:pPr>
+              <w:pStyle w:val="Compact"/>
+            </w:pPr>
+            <w:r>
+              <w:t xml:space="preserve">-0.208</w:t>
+            </w:r>
+          </w:p>
+        </w:tc>
+        <w:tc>
+          <w:tcPr/>
+          <w:p>
+            <w:pPr>
+              <w:pStyle w:val="Compact"/>
+            </w:pPr>
+            <w:r>
+              <w:t xml:space="preserve">0.368</w:t>
+            </w:r>
+          </w:p>
+        </w:tc>
+        <w:tc>
+          <w:tcPr/>
+          <w:p>
+            <w:pPr>
+              <w:pStyle w:val="Compact"/>
+            </w:pPr>
+            <w:r>
+              <w:t xml:space="preserve">1.002</w:t>
+            </w:r>
+          </w:p>
+        </w:tc>
+        <w:tc>
+          <w:tcPr/>
+          <w:p>
+            <w:pPr>
+              <w:pStyle w:val="Compact"/>
+            </w:pPr>
+            <w:r>
+              <w:t xml:space="preserve">1912</w:t>
+            </w:r>
+          </w:p>
+        </w:tc>
+      </w:tr>
+      <w:tr>
+        <w:tc>
+          <w:tcPr/>
+          <w:p>
+            <w:pPr>
+              <w:pStyle w:val="Compact"/>
+            </w:pPr>
+            <w:r>
+              <w:t xml:space="preserve">Coping × Hope</w:t>
+            </w:r>
+          </w:p>
+        </w:tc>
+        <w:tc>
+          <w:tcPr/>
+          <w:p>
+            <w:pPr>
+              <w:pStyle w:val="Compact"/>
+            </w:pPr>
+            <w:r>
+              <w:t xml:space="preserve">0.086</w:t>
+            </w:r>
+          </w:p>
+        </w:tc>
+        <w:tc>
+          <w:tcPr/>
+          <w:p>
+            <w:pPr>
+              <w:pStyle w:val="Compact"/>
+            </w:pPr>
+            <w:r>
+              <w:t xml:space="preserve">0.154</w:t>
+            </w:r>
+          </w:p>
+        </w:tc>
+        <w:tc>
+          <w:tcPr/>
+          <w:p>
+            <w:pPr>
+              <w:pStyle w:val="Compact"/>
+            </w:pPr>
+            <w:r>
+              <w:t xml:space="preserve">-0.212</w:t>
+            </w:r>
+          </w:p>
+        </w:tc>
+        <w:tc>
+          <w:tcPr/>
+          <w:p>
+            <w:pPr>
+              <w:pStyle w:val="Compact"/>
+            </w:pPr>
+            <w:r>
+              <w:t xml:space="preserve">0.376</w:t>
+            </w:r>
+          </w:p>
+        </w:tc>
+        <w:tc>
+          <w:tcPr/>
+          <w:p>
+            <w:pPr>
+              <w:pStyle w:val="Compact"/>
+            </w:pPr>
+            <w:r>
+              <w:t xml:space="preserve">1.003</w:t>
+            </w:r>
+          </w:p>
+        </w:tc>
+        <w:tc>
+          <w:tcPr/>
+          <w:p>
+            <w:pPr>
+              <w:pStyle w:val="Compact"/>
+            </w:pPr>
+            <w:r>
+              <w:t xml:space="preserve">1966</w:t>
+            </w:r>
+          </w:p>
+        </w:tc>
+      </w:tr>
+      <w:tr>
+        <w:tc>
+          <w:tcPr/>
+          <w:p>
+            <w:pPr>
+              <w:pStyle w:val="Compact"/>
+            </w:pPr>
+            <w:r>
+              <w:t xml:space="preserve">Coping × Anxiety</w:t>
+            </w:r>
+          </w:p>
+        </w:tc>
+        <w:tc>
+          <w:tcPr/>
+          <w:p>
+            <w:pPr>
+              <w:pStyle w:val="Compact"/>
+            </w:pPr>
+            <w:r>
+              <w:t xml:space="preserve">-0.074</w:t>
+            </w:r>
+          </w:p>
+        </w:tc>
+        <w:tc>
+          <w:tcPr/>
+          <w:p>
+            <w:pPr>
+              <w:pStyle w:val="Compact"/>
+            </w:pPr>
+            <w:r>
+              <w:t xml:space="preserve">0.148</w:t>
+            </w:r>
+          </w:p>
+        </w:tc>
+        <w:tc>
+          <w:tcPr/>
+          <w:p>
+            <w:pPr>
+              <w:pStyle w:val="Compact"/>
+            </w:pPr>
+            <w:r>
+              <w:t xml:space="preserve">-0.377</w:t>
+            </w:r>
+          </w:p>
+        </w:tc>
+        <w:tc>
+          <w:tcPr/>
+          <w:p>
+            <w:pPr>
+              <w:pStyle w:val="Compact"/>
+            </w:pPr>
+            <w:r>
+              <w:t xml:space="preserve">0.201</w:t>
+            </w:r>
+          </w:p>
+        </w:tc>
+        <w:tc>
+          <w:tcPr/>
+          <w:p>
+            <w:pPr>
+              <w:pStyle w:val="Compact"/>
+            </w:pPr>
+            <w:r>
+              <w:t xml:space="preserve">1.001</w:t>
+            </w:r>
+          </w:p>
+        </w:tc>
+        <w:tc>
+          <w:tcPr/>
+          <w:p>
+            <w:pPr>
+              <w:pStyle w:val="Compact"/>
+            </w:pPr>
+            <w:r>
+              <w:t xml:space="preserve">2237</w:t>
+            </w:r>
+          </w:p>
+        </w:tc>
+      </w:tr>
+      <w:tr>
+        <w:tc>
+          <w:tcPr/>
+          <w:p>
+            <w:pPr>
+              <w:pStyle w:val="Compact"/>
+            </w:pPr>
+            <w:r>
+              <w:t xml:space="preserve">Comfortable × Hope</w:t>
+            </w:r>
+          </w:p>
+        </w:tc>
+        <w:tc>
+          <w:tcPr/>
+          <w:p>
+            <w:pPr>
+              <w:pStyle w:val="Compact"/>
+            </w:pPr>
+            <w:r>
+              <w:t xml:space="preserve">0.182</w:t>
+            </w:r>
+          </w:p>
+        </w:tc>
+        <w:tc>
+          <w:tcPr/>
+          <w:p>
+            <w:pPr>
+              <w:pStyle w:val="Compact"/>
+            </w:pPr>
+            <w:r>
+              <w:t xml:space="preserve">0.155</w:t>
+            </w:r>
+          </w:p>
+        </w:tc>
+        <w:tc>
+          <w:tcPr/>
+          <w:p>
+            <w:pPr>
+              <w:pStyle w:val="Compact"/>
+            </w:pPr>
+            <w:r>
+              <w:t xml:space="preserve">-0.123</w:t>
+            </w:r>
+          </w:p>
+        </w:tc>
+        <w:tc>
+          <w:tcPr/>
+          <w:p>
+            <w:pPr>
+              <w:pStyle w:val="Compact"/>
+            </w:pPr>
+            <w:r>
+              <w:t xml:space="preserve">0.484</w:t>
+            </w:r>
+          </w:p>
+        </w:tc>
+        <w:tc>
+          <w:tcPr/>
+          <w:p>
+            <w:pPr>
+              <w:pStyle w:val="Compact"/>
+            </w:pPr>
+            <w:r>
+              <w:t xml:space="preserve">1.002</w:t>
+            </w:r>
+          </w:p>
+        </w:tc>
+        <w:tc>
+          <w:tcPr/>
+          <w:p>
+            <w:pPr>
+              <w:pStyle w:val="Compact"/>
+            </w:pPr>
+            <w:r>
+              <w:t xml:space="preserve">2185</w:t>
+            </w:r>
+          </w:p>
+        </w:tc>
+      </w:tr>
+      <w:tr>
+        <w:tc>
+          <w:tcPr/>
+          <w:p>
+            <w:pPr>
+              <w:pStyle w:val="Compact"/>
+            </w:pPr>
+            <w:r>
+              <w:t xml:space="preserve">Comfortable × Anxiety</w:t>
+            </w:r>
+          </w:p>
+        </w:tc>
+        <w:tc>
+          <w:tcPr/>
+          <w:p>
+            <w:pPr>
+              <w:pStyle w:val="Compact"/>
+            </w:pPr>
+            <w:r>
+              <w:t xml:space="preserve">0.018</w:t>
+            </w:r>
+          </w:p>
+        </w:tc>
+        <w:tc>
+          <w:tcPr/>
+          <w:p>
+            <w:pPr>
+              <w:pStyle w:val="Compact"/>
+            </w:pPr>
+            <w:r>
+              <w:t xml:space="preserve">0.153</w:t>
+            </w:r>
+          </w:p>
+        </w:tc>
+        <w:tc>
+          <w:tcPr/>
+          <w:p>
+            <w:pPr>
+              <w:pStyle w:val="Compact"/>
+            </w:pPr>
+            <w:r>
+              <w:t xml:space="preserve">-0.273</w:t>
+            </w:r>
+          </w:p>
+        </w:tc>
+        <w:tc>
+          <w:tcPr/>
+          <w:p>
+            <w:pPr>
+              <w:pStyle w:val="Compact"/>
+            </w:pPr>
+            <w:r>
+              <w:t xml:space="preserve">0.316</w:t>
+            </w:r>
+          </w:p>
+        </w:tc>
+        <w:tc>
+          <w:tcPr/>
+          <w:p>
+            <w:pPr>
+              <w:pStyle w:val="Compact"/>
+            </w:pPr>
+            <w:r>
+              <w:t xml:space="preserve">1.001</w:t>
+            </w:r>
+          </w:p>
+        </w:tc>
+        <w:tc>
+          <w:tcPr/>
+          <w:p>
+            <w:pPr>
+              <w:pStyle w:val="Compact"/>
+            </w:pPr>
+            <w:r>
+              <w:t xml:space="preserve">2326</w:t>
+            </w:r>
+          </w:p>
+        </w:tc>
+      </w:tr>
+      <w:tr>
+        <w:tc>
+          <w:tcPr/>
+          <w:p>
+            <w:pPr>
+              <w:pStyle w:val="Compact"/>
+            </w:pPr>
+            <w:r>
+              <w:t xml:space="preserve">Democratic × Hope × Coping</w:t>
+            </w:r>
+          </w:p>
+        </w:tc>
+        <w:tc>
+          <w:tcPr/>
+          <w:p>
+            <w:pPr>
+              <w:pStyle w:val="Compact"/>
+            </w:pPr>
+            <w:r>
+              <w:t xml:space="preserve">-0.231</w:t>
+            </w:r>
+          </w:p>
+        </w:tc>
+        <w:tc>
+          <w:tcPr/>
+          <w:p>
+            <w:pPr>
+              <w:pStyle w:val="Compact"/>
+            </w:pPr>
+            <w:r>
+              <w:t xml:space="preserve">0.213</w:t>
+            </w:r>
+          </w:p>
+        </w:tc>
+        <w:tc>
+          <w:tcPr/>
+          <w:p>
+            <w:pPr>
+              <w:pStyle w:val="Compact"/>
+            </w:pPr>
+            <w:r>
+              <w:t xml:space="preserve">-0.640</w:t>
+            </w:r>
+          </w:p>
+        </w:tc>
+        <w:tc>
+          <w:tcPr/>
+          <w:p>
+            <w:pPr>
+              <w:pStyle w:val="Compact"/>
+            </w:pPr>
+            <w:r>
+              <w:t xml:space="preserve">0.182</w:t>
+            </w:r>
+          </w:p>
+        </w:tc>
+        <w:tc>
+          <w:tcPr/>
+          <w:p>
+            <w:pPr>
+              <w:pStyle w:val="Compact"/>
+            </w:pPr>
+            <w:r>
+              <w:t xml:space="preserve">1.004</w:t>
+            </w:r>
+          </w:p>
+        </w:tc>
+        <w:tc>
+          <w:tcPr/>
+          <w:p>
+            <w:pPr>
+              <w:pStyle w:val="Compact"/>
+            </w:pPr>
+            <w:r>
+              <w:t xml:space="preserve">1876</w:t>
+            </w:r>
+          </w:p>
+        </w:tc>
+      </w:tr>
+      <w:tr>
+        <w:tc>
+          <w:tcPr/>
+          <w:p>
+            <w:pPr>
+              <w:pStyle w:val="Compact"/>
+            </w:pPr>
+            <w:r>
+              <w:t xml:space="preserve">Democratic × Anxiety × Coping</w:t>
+            </w:r>
+          </w:p>
+        </w:tc>
+        <w:tc>
+          <w:tcPr/>
+          <w:p>
+            <w:pPr>
+              <w:pStyle w:val="Compact"/>
+            </w:pPr>
+            <w:r>
+              <w:t xml:space="preserve">0.157</w:t>
+            </w:r>
+          </w:p>
+        </w:tc>
+        <w:tc>
+          <w:tcPr/>
+          <w:p>
+            <w:pPr>
+              <w:pStyle w:val="Compact"/>
+            </w:pPr>
+            <w:r>
+              <w:t xml:space="preserve">0.206</w:t>
+            </w:r>
+          </w:p>
+        </w:tc>
+        <w:tc>
+          <w:tcPr/>
+          <w:p>
+            <w:pPr>
+              <w:pStyle w:val="Compact"/>
+            </w:pPr>
+            <w:r>
+              <w:t xml:space="preserve">-0.229</w:t>
+            </w:r>
+          </w:p>
+        </w:tc>
+        <w:tc>
+          <w:tcPr/>
+          <w:p>
+            <w:pPr>
+              <w:pStyle w:val="Compact"/>
+            </w:pPr>
+            <w:r>
+              <w:t xml:space="preserve">0.579</w:t>
+            </w:r>
+          </w:p>
+        </w:tc>
+        <w:tc>
+          <w:tcPr/>
+          <w:p>
+            <w:pPr>
+              <w:pStyle w:val="Compact"/>
+            </w:pPr>
+            <w:r>
+              <w:t xml:space="preserve">1.001</w:t>
+            </w:r>
+          </w:p>
+        </w:tc>
+        <w:tc>
+          <w:tcPr/>
+          <w:p>
+            <w:pPr>
+              <w:pStyle w:val="Compact"/>
+            </w:pPr>
+            <w:r>
+              <w:t xml:space="preserve">2047</w:t>
+            </w:r>
+          </w:p>
+        </w:tc>
+      </w:tr>
+      <w:tr>
+        <w:tc>
+          <w:tcPr/>
+          <w:p>
+            <w:pPr>
+              <w:pStyle w:val="Compact"/>
+            </w:pPr>
+            <w:r>
+              <w:t xml:space="preserve">Democratic × Hope × Comfortable</w:t>
+            </w:r>
+          </w:p>
+        </w:tc>
+        <w:tc>
+          <w:tcPr/>
+          <w:p>
+            <w:pPr>
+              <w:pStyle w:val="Compact"/>
+            </w:pPr>
+            <w:r>
+              <w:t xml:space="preserve">-0.344</w:t>
+            </w:r>
+          </w:p>
+        </w:tc>
+        <w:tc>
+          <w:tcPr/>
+          <w:p>
+            <w:pPr>
+              <w:pStyle w:val="Compact"/>
+            </w:pPr>
+            <w:r>
+              <w:t xml:space="preserve">0.212</w:t>
+            </w:r>
+          </w:p>
+        </w:tc>
+        <w:tc>
+          <w:tcPr/>
+          <w:p>
+            <w:pPr>
+              <w:pStyle w:val="Compact"/>
+            </w:pPr>
+            <w:r>
+              <w:t xml:space="preserve">-0.755</w:t>
+            </w:r>
+          </w:p>
+        </w:tc>
+        <w:tc>
+          <w:tcPr/>
+          <w:p>
+            <w:pPr>
+              <w:pStyle w:val="Compact"/>
+            </w:pPr>
+            <w:r>
+              <w:t xml:space="preserve">0.071</w:t>
+            </w:r>
+          </w:p>
+        </w:tc>
+        <w:tc>
+          <w:tcPr/>
+          <w:p>
+            <w:pPr>
+              <w:pStyle w:val="Compact"/>
+            </w:pPr>
+            <w:r>
+              <w:t xml:space="preserve">1.003</w:t>
+            </w:r>
+          </w:p>
+        </w:tc>
+        <w:tc>
+          <w:tcPr/>
+          <w:p>
+            <w:pPr>
+              <w:pStyle w:val="Compact"/>
+            </w:pPr>
+            <w:r>
+              <w:t xml:space="preserve">2135</w:t>
+            </w:r>
+          </w:p>
+        </w:tc>
+      </w:tr>
+      <w:tr>
+        <w:tc>
+          <w:tcPr/>
+          <w:p>
+            <w:pPr>
+              <w:pStyle w:val="Compact"/>
+            </w:pPr>
+            <w:r>
+              <w:t xml:space="preserve">Democratic × Anxiety × Comfortable</w:t>
+            </w:r>
+          </w:p>
+        </w:tc>
+        <w:tc>
+          <w:tcPr/>
+          <w:p>
+            <w:pPr>
+              <w:pStyle w:val="Compact"/>
+            </w:pPr>
+            <w:r>
+              <w:t xml:space="preserve">-0.007</w:t>
+            </w:r>
+          </w:p>
+        </w:tc>
+        <w:tc>
+          <w:tcPr/>
+          <w:p>
+            <w:pPr>
+              <w:pStyle w:val="Compact"/>
+            </w:pPr>
+            <w:r>
+              <w:t xml:space="preserve">0.210</w:t>
+            </w:r>
+          </w:p>
+        </w:tc>
+        <w:tc>
+          <w:tcPr/>
+          <w:p>
+            <w:pPr>
+              <w:pStyle w:val="Compact"/>
+            </w:pPr>
+            <w:r>
+              <w:t xml:space="preserve">-0.415</w:t>
+            </w:r>
+          </w:p>
+        </w:tc>
+        <w:tc>
+          <w:tcPr/>
+          <w:p>
+            <w:pPr>
+              <w:pStyle w:val="Compact"/>
+            </w:pPr>
+            <w:r>
+              <w:t xml:space="preserve">0.416</w:t>
+            </w:r>
+          </w:p>
+        </w:tc>
+        <w:tc>
+          <w:tcPr/>
+          <w:p>
+            <w:pPr>
+              <w:pStyle w:val="Compact"/>
+            </w:pPr>
+            <w:r>
+              <w:t xml:space="preserve">1.001</w:t>
+            </w:r>
+          </w:p>
+        </w:tc>
+        <w:tc>
+          <w:tcPr/>
+          <w:p>
+            <w:pPr>
+              <w:pStyle w:val="Compact"/>
+            </w:pPr>
+            <w:r>
+              <w:t xml:space="preserve">2140</w:t>
+            </w:r>
+          </w:p>
+        </w:tc>
+      </w:tr>
+      <w:tr>
+        <w:tc>
+          <w:tcPr/>
+          <w:p>
+            <w:pPr>
+              <w:pStyle w:val="Compact"/>
+            </w:pPr>
+            <w:r>
+              <w:t xml:space="preserve">SD(Intercept)</w:t>
+            </w:r>
+          </w:p>
+        </w:tc>
+        <w:tc>
+          <w:tcPr/>
+          <w:p>
+            <w:pPr>
+              <w:pStyle w:val="Compact"/>
+            </w:pPr>
+            <w:r>
+              <w:t xml:space="preserve">0.012</w:t>
+            </w:r>
+          </w:p>
+        </w:tc>
+        <w:tc>
+          <w:tcPr/>
+          <w:p>
+            <w:pPr>
+              <w:pStyle w:val="Compact"/>
+            </w:pPr>
+            <w:r>
+              <w:t xml:space="preserve">0.011</w:t>
+            </w:r>
+          </w:p>
+        </w:tc>
+        <w:tc>
+          <w:tcPr/>
+          <w:p>
+            <w:pPr>
+              <w:pStyle w:val="Compact"/>
+            </w:pPr>
+            <w:r>
+              <w:t xml:space="preserve">0.000</w:t>
+            </w:r>
+          </w:p>
+        </w:tc>
+        <w:tc>
+          <w:tcPr/>
+          <w:p>
+            <w:pPr>
+              <w:pStyle w:val="Compact"/>
+            </w:pPr>
+            <w:r>
+              <w:t xml:space="preserve">0.035</w:t>
+            </w:r>
+          </w:p>
+        </w:tc>
+        <w:tc>
+          <w:tcPr/>
+          <w:p>
+            <w:pPr>
+              <w:pStyle w:val="Compact"/>
+            </w:pPr>
+            <w:r>
+              <w:t xml:space="preserve">1.000</w:t>
+            </w:r>
+          </w:p>
+        </w:tc>
+        <w:tc>
+          <w:tcPr/>
+          <w:p>
+            <w:pPr>
+              <w:pStyle w:val="Compact"/>
+            </w:pPr>
+            <w:r>
+              <w:t xml:space="preserve">9448</w:t>
             </w:r>
           </w:p>
         </w:tc>
@@ -3424,6 +4940,8 @@
     </w:pPr>
     <w:rPr>
       <w:rFonts w:asciiTheme="majorHAnsi" w:cstheme="majorBidi" w:eastAsiaTheme="majorEastAsia" w:hAnsiTheme="majorHAnsi"/>
+      <w:spacing w:val="-10"/>
+      <w:kern w:val="28"/>
       <w:sz w:val="56"/>
       <w:szCs w:val="56"/>
     </w:rPr>
@@ -3436,6 +4954,8 @@
     <w:rsid w:val="00A10FD9"/>
     <w:rPr>
       <w:rFonts w:asciiTheme="majorHAnsi" w:cstheme="majorBidi" w:eastAsiaTheme="majorEastAsia" w:hAnsiTheme="majorHAnsi"/>
+      <w:spacing w:val="-10"/>
+      <w:kern w:val="28"/>
       <w:sz w:val="56"/>
       <w:szCs w:val="56"/>
     </w:rPr>
@@ -3476,31 +4996,23 @@
   </w:style>
   <w:style w:customStyle="1" w:styleId="Author" w:type="paragraph">
     <w:name w:val="Author"/>
-    <w:basedOn w:val="Title"/>
     <w:next w:val="BodyText"/>
     <w:qFormat/>
     <w:pPr>
       <w:keepNext/>
       <w:keepLines/>
+      <w:jc w:val="center"/>
     </w:pPr>
-    <w:rPr>
-      <w:sz w:val="24"/>
-      <w:szCs w:val="24"/>
-    </w:rPr>
   </w:style>
   <w:style w:styleId="Date" w:type="paragraph">
     <w:name w:val="Date"/>
-    <w:basedOn w:val="Title"/>
     <w:next w:val="BodyText"/>
     <w:qFormat/>
     <w:pPr>
       <w:keepNext/>
       <w:keepLines/>
+      <w:jc w:val="center"/>
     </w:pPr>
-    <w:rPr>
-      <w:sz w:val="24"/>
-      <w:szCs w:val="24"/>
-    </w:rPr>
   </w:style>
   <w:style w:customStyle="1" w:styleId="AbstractTitle" w:type="paragraph">
     <w:name w:val="Abstract Title"/>
